--- a/benchmarks/docx/corpus/tracked/insert-delete.docx
+++ b/benchmarks/docx/corpus/tracked/insert-delete.docx
@@ -14,12 +14,12 @@
       <w:r>
         <w:t xml:space="preserve">The quick </w:t>
       </w:r>
-      <w:ins w:id="0" w:author="all2md corpus" w:date="2026-08-31T17:52:00Z" w16du:dateUtc="2026-08-31T21:52:00Z">
+      <w:ins w:id="0" w:author="all2md corpus" w:date="2026-08-31T18:31:00Z" w16du:dateUtc="2026-08-31T22:31:00Z">
         <w:r>
           <w:t>crimson</w:t>
         </w:r>
       </w:ins>
-      <w:del w:id="1" w:author="all2md corpus" w:date="2026-08-31T17:52:00Z" w16du:dateUtc="2026-08-31T21:52:00Z">
+      <w:del w:id="1" w:author="all2md corpus" w:date="2026-08-31T18:31:00Z" w16du:dateUtc="2026-08-31T22:31:00Z">
         <w:r>
           <w:delText>brown</w:delText>
         </w:r>
@@ -31,10 +31,10 @@
     <w:p>
       <w:pPr>
         <w:rPr>
-          <w:del w:id="2" w:author="all2md corpus" w:date="2026-08-31T17:52:00Z" w16du:dateUtc="2026-08-31T21:52:00Z"/>
+          <w:del w:id="2" w:author="all2md corpus" w:date="2026-08-31T18:31:00Z" w16du:dateUtc="2026-08-31T22:31:00Z"/>
         </w:rPr>
       </w:pPr>
-      <w:del w:id="3" w:author="all2md corpus" w:date="2026-08-31T17:52:00Z" w16du:dateUtc="2026-08-31T21:52:00Z">
+      <w:del w:id="3" w:author="all2md corpus" w:date="2026-08-31T18:31:00Z" w16du:dateUtc="2026-08-31T22:31:00Z">
         <w:r>
           <w:delText>Delete this sentence entirely.</w:delText>
         </w:r>
@@ -43,15 +43,15 @@
     <w:p>
       <w:pPr>
         <w:rPr>
-          <w:ins w:id="4" w:author="all2md corpus" w:date="2026-08-31T17:52:00Z" w16du:dateUtc="2026-08-31T21:52:00Z"/>
+          <w:ins w:id="4" w:author="all2md corpus" w:date="2026-08-31T18:31:00Z" w16du:dateUtc="2026-08-31T22:31:00Z"/>
         </w:rPr>
       </w:pPr>
-      <w:ins w:id="5" w:author="all2md corpus" w:date="2026-08-31T17:52:00Z" w16du:dateUtc="2026-08-31T21:52:00Z">
+      <w:ins w:id="5" w:author="all2md corpus" w:date="2026-08-31T18:31:00Z" w16du:dateUtc="2026-08-31T22:31:00Z">
         <w:r>
           <w:t>Final</w:t>
         </w:r>
       </w:ins>
-      <w:del w:id="6" w:author="all2md corpus" w:date="2026-08-31T17:52:00Z" w16du:dateUtc="2026-08-31T21:52:00Z">
+      <w:del w:id="6" w:author="all2md corpus" w:date="2026-08-31T18:31:00Z" w16du:dateUtc="2026-08-31T22:31:00Z">
         <w:r>
           <w:delText>Tail</w:delText>
         </w:r>
@@ -61,7 +61,7 @@
       </w:r>
     </w:p>
     <w:p>
-      <w:ins w:id="7" w:author="all2md corpus" w:date="2026-08-31T17:52:00Z" w16du:dateUtc="2026-08-31T21:52:00Z">
+      <w:ins w:id="7" w:author="all2md corpus" w:date="2026-08-31T18:31:00Z" w16du:dateUtc="2026-08-31T22:31:00Z">
         <w:r>
           <w:t>Inserted while tracking.</w:t>
         </w:r>
@@ -493,7 +493,7 @@
     <w:link w:val="Heading1Char"/>
     <w:uiPriority w:val="9"/>
     <w:qFormat/>
-    <w:rsid w:val="00B60871"/>
+    <w:rsid w:val="002224CC"/>
     <w:pPr>
       <w:keepNext/>
       <w:keepLines/>
@@ -516,7 +516,7 @@
     <w:semiHidden/>
     <w:unhideWhenUsed/>
     <w:qFormat/>
-    <w:rsid w:val="00B60871"/>
+    <w:rsid w:val="002224CC"/>
     <w:pPr>
       <w:keepNext/>
       <w:keepLines/>
@@ -539,7 +539,7 @@
     <w:semiHidden/>
     <w:unhideWhenUsed/>
     <w:qFormat/>
-    <w:rsid w:val="00B60871"/>
+    <w:rsid w:val="002224CC"/>
     <w:pPr>
       <w:keepNext/>
       <w:keepLines/>
@@ -562,7 +562,7 @@
     <w:semiHidden/>
     <w:unhideWhenUsed/>
     <w:qFormat/>
-    <w:rsid w:val="00B60871"/>
+    <w:rsid w:val="002224CC"/>
     <w:pPr>
       <w:keepNext/>
       <w:keepLines/>
@@ -585,7 +585,7 @@
     <w:semiHidden/>
     <w:unhideWhenUsed/>
     <w:qFormat/>
-    <w:rsid w:val="00B60871"/>
+    <w:rsid w:val="002224CC"/>
     <w:pPr>
       <w:keepNext/>
       <w:keepLines/>
@@ -606,7 +606,7 @@
     <w:semiHidden/>
     <w:unhideWhenUsed/>
     <w:qFormat/>
-    <w:rsid w:val="00B60871"/>
+    <w:rsid w:val="002224CC"/>
     <w:pPr>
       <w:keepNext/>
       <w:keepLines/>
@@ -629,7 +629,7 @@
     <w:semiHidden/>
     <w:unhideWhenUsed/>
     <w:qFormat/>
-    <w:rsid w:val="00B60871"/>
+    <w:rsid w:val="002224CC"/>
     <w:pPr>
       <w:keepNext/>
       <w:keepLines/>
@@ -650,7 +650,7 @@
     <w:semiHidden/>
     <w:unhideWhenUsed/>
     <w:qFormat/>
-    <w:rsid w:val="00B60871"/>
+    <w:rsid w:val="002224CC"/>
     <w:pPr>
       <w:keepNext/>
       <w:keepLines/>
@@ -673,7 +673,7 @@
     <w:semiHidden/>
     <w:unhideWhenUsed/>
     <w:qFormat/>
-    <w:rsid w:val="00B60871"/>
+    <w:rsid w:val="002224CC"/>
     <w:pPr>
       <w:keepNext/>
       <w:keepLines/>
@@ -717,7 +717,7 @@
     <w:basedOn w:val="DefaultParagraphFont"/>
     <w:link w:val="Heading1"/>
     <w:uiPriority w:val="9"/>
-    <w:rsid w:val="00B60871"/>
+    <w:rsid w:val="002224CC"/>
     <w:rPr>
       <w:rFonts w:asciiTheme="majorHAnsi" w:eastAsiaTheme="majorEastAsia" w:hAnsiTheme="majorHAnsi" w:cstheme="majorBidi"/>
       <w:color w:val="2F5496" w:themeColor="accent1" w:themeShade="BF"/>
@@ -731,7 +731,7 @@
     <w:link w:val="Heading2"/>
     <w:uiPriority w:val="9"/>
     <w:semiHidden/>
-    <w:rsid w:val="00B60871"/>
+    <w:rsid w:val="002224CC"/>
     <w:rPr>
       <w:rFonts w:asciiTheme="majorHAnsi" w:eastAsiaTheme="majorEastAsia" w:hAnsiTheme="majorHAnsi" w:cstheme="majorBidi"/>
       <w:color w:val="2F5496" w:themeColor="accent1" w:themeShade="BF"/>
@@ -745,7 +745,7 @@
     <w:link w:val="Heading3"/>
     <w:uiPriority w:val="9"/>
     <w:semiHidden/>
-    <w:rsid w:val="00B60871"/>
+    <w:rsid w:val="002224CC"/>
     <w:rPr>
       <w:rFonts w:eastAsiaTheme="majorEastAsia" w:cstheme="majorBidi"/>
       <w:color w:val="2F5496" w:themeColor="accent1" w:themeShade="BF"/>
@@ -759,7 +759,7 @@
     <w:link w:val="Heading4"/>
     <w:uiPriority w:val="9"/>
     <w:semiHidden/>
-    <w:rsid w:val="00B60871"/>
+    <w:rsid w:val="002224CC"/>
     <w:rPr>
       <w:rFonts w:eastAsiaTheme="majorEastAsia" w:cstheme="majorBidi"/>
       <w:i/>
@@ -773,7 +773,7 @@
     <w:link w:val="Heading5"/>
     <w:uiPriority w:val="9"/>
     <w:semiHidden/>
-    <w:rsid w:val="00B60871"/>
+    <w:rsid w:val="002224CC"/>
     <w:rPr>
       <w:rFonts w:eastAsiaTheme="majorEastAsia" w:cstheme="majorBidi"/>
       <w:color w:val="2F5496" w:themeColor="accent1" w:themeShade="BF"/>
@@ -785,7 +785,7 @@
     <w:link w:val="Heading6"/>
     <w:uiPriority w:val="9"/>
     <w:semiHidden/>
-    <w:rsid w:val="00B60871"/>
+    <w:rsid w:val="002224CC"/>
     <w:rPr>
       <w:rFonts w:eastAsiaTheme="majorEastAsia" w:cstheme="majorBidi"/>
       <w:i/>
@@ -799,7 +799,7 @@
     <w:link w:val="Heading7"/>
     <w:uiPriority w:val="9"/>
     <w:semiHidden/>
-    <w:rsid w:val="00B60871"/>
+    <w:rsid w:val="002224CC"/>
     <w:rPr>
       <w:rFonts w:eastAsiaTheme="majorEastAsia" w:cstheme="majorBidi"/>
       <w:color w:val="595959" w:themeColor="text1" w:themeTint="A6"/>
@@ -811,7 +811,7 @@
     <w:link w:val="Heading8"/>
     <w:uiPriority w:val="9"/>
     <w:semiHidden/>
-    <w:rsid w:val="00B60871"/>
+    <w:rsid w:val="002224CC"/>
     <w:rPr>
       <w:rFonts w:eastAsiaTheme="majorEastAsia" w:cstheme="majorBidi"/>
       <w:i/>
@@ -825,7 +825,7 @@
     <w:link w:val="Heading9"/>
     <w:uiPriority w:val="9"/>
     <w:semiHidden/>
-    <w:rsid w:val="00B60871"/>
+    <w:rsid w:val="002224CC"/>
     <w:rPr>
       <w:rFonts w:eastAsiaTheme="majorEastAsia" w:cstheme="majorBidi"/>
       <w:color w:val="272727" w:themeColor="text1" w:themeTint="D8"/>
@@ -838,7 +838,7 @@
     <w:link w:val="TitleChar"/>
     <w:uiPriority w:val="10"/>
     <w:qFormat/>
-    <w:rsid w:val="00B60871"/>
+    <w:rsid w:val="002224CC"/>
     <w:pPr>
       <w:spacing w:after="80" w:line="240" w:lineRule="auto"/>
       <w:contextualSpacing/>
@@ -856,7 +856,7 @@
     <w:basedOn w:val="DefaultParagraphFont"/>
     <w:link w:val="Title"/>
     <w:uiPriority w:val="10"/>
-    <w:rsid w:val="00B60871"/>
+    <w:rsid w:val="002224CC"/>
     <w:rPr>
       <w:rFonts w:asciiTheme="majorHAnsi" w:eastAsiaTheme="majorEastAsia" w:hAnsiTheme="majorHAnsi" w:cstheme="majorBidi"/>
       <w:spacing w:val="-10"/>
@@ -872,7 +872,7 @@
     <w:link w:val="SubtitleChar"/>
     <w:uiPriority w:val="11"/>
     <w:qFormat/>
-    <w:rsid w:val="00B60871"/>
+    <w:rsid w:val="002224CC"/>
     <w:pPr>
       <w:numPr>
         <w:ilvl w:val="1"/>
@@ -891,7 +891,7 @@
     <w:basedOn w:val="DefaultParagraphFont"/>
     <w:link w:val="Subtitle"/>
     <w:uiPriority w:val="11"/>
-    <w:rsid w:val="00B60871"/>
+    <w:rsid w:val="002224CC"/>
     <w:rPr>
       <w:rFonts w:eastAsiaTheme="majorEastAsia" w:cstheme="majorBidi"/>
       <w:color w:val="595959" w:themeColor="text1" w:themeTint="A6"/>
@@ -907,7 +907,7 @@
     <w:link w:val="QuoteChar"/>
     <w:uiPriority w:val="29"/>
     <w:qFormat/>
-    <w:rsid w:val="00B60871"/>
+    <w:rsid w:val="002224CC"/>
     <w:pPr>
       <w:spacing w:before="160"/>
       <w:jc w:val="center"/>
@@ -923,7 +923,7 @@
     <w:basedOn w:val="DefaultParagraphFont"/>
     <w:link w:val="Quote"/>
     <w:uiPriority w:val="29"/>
-    <w:rsid w:val="00B60871"/>
+    <w:rsid w:val="002224CC"/>
     <w:rPr>
       <w:i/>
       <w:iCs/>
@@ -935,7 +935,7 @@
     <w:basedOn w:val="Normal"/>
     <w:uiPriority w:val="34"/>
     <w:qFormat/>
-    <w:rsid w:val="00B60871"/>
+    <w:rsid w:val="002224CC"/>
     <w:pPr>
       <w:ind w:left="720"/>
       <w:contextualSpacing/>
@@ -946,7 +946,7 @@
     <w:basedOn w:val="DefaultParagraphFont"/>
     <w:uiPriority w:val="21"/>
     <w:qFormat/>
-    <w:rsid w:val="00B60871"/>
+    <w:rsid w:val="002224CC"/>
     <w:rPr>
       <w:i/>
       <w:iCs/>
@@ -960,7 +960,7 @@
     <w:link w:val="IntenseQuoteChar"/>
     <w:uiPriority w:val="30"/>
     <w:qFormat/>
-    <w:rsid w:val="00B60871"/>
+    <w:rsid w:val="002224CC"/>
     <w:pPr>
       <w:pBdr>
         <w:top w:val="single" w:sz="4" w:space="10" w:color="2F5496" w:themeColor="accent1" w:themeShade="BF"/>
@@ -981,7 +981,7 @@
     <w:basedOn w:val="DefaultParagraphFont"/>
     <w:link w:val="IntenseQuote"/>
     <w:uiPriority w:val="30"/>
-    <w:rsid w:val="00B60871"/>
+    <w:rsid w:val="002224CC"/>
     <w:rPr>
       <w:i/>
       <w:iCs/>
@@ -993,7 +993,7 @@
     <w:basedOn w:val="DefaultParagraphFont"/>
     <w:uiPriority w:val="32"/>
     <w:qFormat/>
-    <w:rsid w:val="00B60871"/>
+    <w:rsid w:val="002224CC"/>
     <w:rPr>
       <w:b/>
       <w:bCs/>
@@ -1007,7 +1007,7 @@
     <w:hidden/>
     <w:uiPriority w:val="99"/>
     <w:semiHidden/>
-    <w:rsid w:val="00B60871"/>
+    <w:rsid w:val="002224CC"/>
     <w:pPr>
       <w:spacing w:after="0" w:line="240" w:lineRule="auto"/>
     </w:pPr>
